--- a/report_template/template_main/gCRC25_rummage_QLYY_v1.2.1.docx
+++ b/report_template/template_main/gCRC25_rummage_QLYY_v1.2.1.docx
@@ -26862,7 +26862,39 @@
           <w:sz w:val="17"/>
           <w:szCs w:val="17"/>
         </w:rPr>
-        <w:t>与中国专家共识《二代测序临床报告解读指引》，根据生物标志物在诊断、治疗和预后的证据级别，将</w:t>
+        <w:t>与中国专家共识</w:t>
+      </w:r>
+      <w:r>
+        <w:rPr>
+          <w:rFonts w:ascii="思源黑体 CN Normal" w:eastAsia="思源黑体 CN Normal" w:hAnsi="思源黑体 CN Normal"/>
+          <w:sz w:val="17"/>
+          <w:szCs w:val="17"/>
+        </w:rPr>
+        <w:t>{{sample.guideline.</w:t>
+      </w:r>
+      <w:r>
+        <w:rPr>
+          <w:rFonts w:ascii="思源黑体 CN Normal" w:eastAsia="思源黑体 CN Normal" w:hAnsi="思源黑体 CN Normal"/>
+          <w:sz w:val="17"/>
+          <w:szCs w:val="17"/>
+        </w:rPr>
+        <w:t>ngs_clinic_report_inter</w:t>
+      </w:r>
+      <w:r>
+        <w:rPr>
+          <w:rFonts w:ascii="思源黑体 CN Normal" w:eastAsia="思源黑体 CN Normal" w:hAnsi="思源黑体 CN Normal"/>
+          <w:sz w:val="17"/>
+          <w:szCs w:val="17"/>
+        </w:rPr>
+        <w:t>}}</w:t>
+      </w:r>
+      <w:r>
+        <w:rPr>
+          <w:rFonts w:ascii="思源黑体 CN Normal" w:eastAsia="思源黑体 CN Normal" w:hAnsi="思源黑体 CN Normal" w:hint="eastAsia"/>
+          <w:sz w:val="17"/>
+          <w:szCs w:val="17"/>
+        </w:rPr>
+        <w:t>，根据生物标志物在诊断、治疗和预后的证据级别，将</w:t>
       </w:r>
       <w:r>
         <w:rPr>
